--- a/assets/6_Formulario_Solicitud_Derechos_ARCOP.docx
+++ b/assets/6_Formulario_Solicitud_Derechos_ARCOP.docx
@@ -4,7 +4,8 @@
   <w:body>
     <w:p>
       <w:pPr>
-        <w:spacing w:after="280"/>
+        <w:spacing w:after="200" w:before="0"/>
+        <w:jc w:val="left"/>
       </w:pPr>
       <w:r>
         <w:rPr>
@@ -22,11 +23,12 @@
           <w:color w:val="64748B"/>
           <w:sz w:val="17"/>
         </w:rPr>
-        <w:t>Kit Ley N° 21.719 de Protección de Datos Personales  •  Documento 6 Oficial  •  Formato Word Editable (.docx)</w:t>
+        <w:t>Kit Ley N° 21.719 de Protección de Datos Personales  •  Documento 6 Oficial  •  Formulario Imprimible en 1 Página (.docx)</w:t>
       </w:r>
     </w:p>
     <w:p>
       <w:pPr>
+        <w:keepNext/>
         <w:spacing w:after="80"/>
         <w:jc w:val="center"/>
       </w:pPr>
@@ -35,14 +37,15 @@
           <w:rFonts w:ascii="Calibri" w:hAnsi="Calibri"/>
           <w:b/>
           <w:color w:val="0F172A"/>
-          <w:sz w:val="27"/>
+          <w:sz w:val="26"/>
         </w:rPr>
         <w:t>FORMULARIO OFICIAL DE SOLICITUD DE EJERCICIO DE DERECHOS ARCOP</w:t>
       </w:r>
     </w:p>
     <w:p>
       <w:pPr>
-        <w:spacing w:after="320"/>
+        <w:keepNext/>
+        <w:spacing w:after="240"/>
         <w:jc w:val="center"/>
       </w:pPr>
       <w:r>
@@ -50,113 +53,123 @@
           <w:rFonts w:ascii="Calibri" w:hAnsi="Calibri"/>
           <w:i/>
           <w:color w:val="475569"/>
-          <w:sz w:val="19"/>
+          <w:sz w:val="18"/>
         </w:rPr>
         <w:t>(Acceso, Rectificación, Supresión, Oposición, Portabilidad y Bloqueo - Ley N° 21.719)</w:t>
       </w:r>
     </w:p>
     <w:p>
       <w:pPr>
-        <w:spacing w:after="120" w:line="276" w:lineRule="auto"/>
+        <w:spacing w:after="60" w:line="276" w:lineRule="auto"/>
+        <w:jc w:val="left"/>
       </w:pPr>
       <w:r>
         <w:rPr>
           <w:rFonts w:ascii="Calibri" w:hAnsi="Calibri"/>
           <w:color w:val="1E293B"/>
-          <w:sz w:val="20"/>
+          <w:sz w:val="19"/>
         </w:rPr>
         <w:t>El presente formulario permite a cualquier titular de datos (cliente, trabajador, ex-trabajador, proveedor o usuario) solicitar ante [NOMBRE DE LA EMPRESA] (RUT [RUT EMPRESA]) el ejercicio formal de sus derechos reconocidos en los artículos 5° al 11 de la Ley N° 19.628 (modificada por la Ley N° 21.719).</w:t>
       </w:r>
     </w:p>
     <w:p>
       <w:pPr>
-        <w:spacing w:before="240" w:after="80"/>
+        <w:keepNext/>
+        <w:spacing w:before="120" w:after="40"/>
+        <w:jc w:val="left"/>
       </w:pPr>
       <w:r>
         <w:rPr>
           <w:rFonts w:ascii="Calibri" w:hAnsi="Calibri"/>
           <w:b/>
           <w:color w:val="0284C7"/>
-          <w:sz w:val="22"/>
+          <w:sz w:val="21"/>
         </w:rPr>
         <w:t>1. DATOS DEL TITULAR SOLICITANTE</w:t>
       </w:r>
     </w:p>
     <w:p>
       <w:pPr>
-        <w:spacing w:after="120" w:line="276" w:lineRule="auto"/>
+        <w:spacing w:after="40" w:line="276" w:lineRule="auto"/>
+        <w:jc w:val="left"/>
       </w:pPr>
       <w:r>
         <w:rPr>
           <w:rFonts w:ascii="Calibri" w:hAnsi="Calibri"/>
           <w:color w:val="1E293B"/>
-          <w:sz w:val="20"/>
+          <w:sz w:val="19"/>
         </w:rPr>
         <w:t>Nombre Completo: ____________________________________________________________________</w:t>
       </w:r>
     </w:p>
     <w:p>
       <w:pPr>
-        <w:spacing w:after="120" w:line="276" w:lineRule="auto"/>
+        <w:spacing w:after="40" w:line="276" w:lineRule="auto"/>
+        <w:jc w:val="left"/>
       </w:pPr>
       <w:r>
         <w:rPr>
           <w:rFonts w:ascii="Calibri" w:hAnsi="Calibri"/>
           <w:color w:val="1E293B"/>
-          <w:sz w:val="20"/>
+          <w:sz w:val="19"/>
         </w:rPr>
         <w:t>RUT / Documento de Identidad: ________________________________________________________</w:t>
       </w:r>
     </w:p>
     <w:p>
       <w:pPr>
-        <w:spacing w:after="120" w:line="276" w:lineRule="auto"/>
+        <w:spacing w:after="40" w:line="276" w:lineRule="auto"/>
+        <w:jc w:val="left"/>
       </w:pPr>
       <w:r>
         <w:rPr>
           <w:rFonts w:ascii="Calibri" w:hAnsi="Calibri"/>
           <w:color w:val="1E293B"/>
-          <w:sz w:val="20"/>
+          <w:sz w:val="19"/>
         </w:rPr>
         <w:t>Correo Electrónico de Notificación: ____________________________________________________</w:t>
       </w:r>
     </w:p>
     <w:p>
       <w:pPr>
-        <w:spacing w:after="120" w:line="276" w:lineRule="auto"/>
+        <w:spacing w:after="40" w:line="276" w:lineRule="auto"/>
+        <w:jc w:val="left"/>
       </w:pPr>
       <w:r>
         <w:rPr>
           <w:rFonts w:ascii="Calibri" w:hAnsi="Calibri"/>
           <w:color w:val="1E293B"/>
-          <w:sz w:val="20"/>
+          <w:sz w:val="19"/>
         </w:rPr>
         <w:t>Teléfono Móvil de Contacto: _________________________________________________________</w:t>
       </w:r>
     </w:p>
     <w:p>
       <w:pPr>
-        <w:spacing w:after="120" w:line="276" w:lineRule="auto"/>
+        <w:spacing w:after="80" w:line="276" w:lineRule="auto"/>
+        <w:jc w:val="left"/>
       </w:pPr>
       <w:r>
         <w:rPr>
           <w:rFonts w:ascii="Calibri" w:hAnsi="Calibri"/>
           <w:color w:val="1E293B"/>
-          <w:sz w:val="20"/>
+          <w:sz w:val="19"/>
         </w:rPr>
-        <w:t>Calidad del Titular:  [  ] Cliente    [  ] Trabajador    [  ] Ex-trabajador    [  ] Proveedor    [  ] Otro</w:t>
+        <w:t>Calidad del Titular:   [  ] Cliente     [  ] Trabajador     [  ] Ex-trabajador     [  ] Proveedor     [  ] Otro</w:t>
       </w:r>
     </w:p>
     <w:p>
       <w:pPr>
-        <w:spacing w:before="240" w:after="80"/>
+        <w:keepNext/>
+        <w:spacing w:before="120" w:after="40"/>
+        <w:jc w:val="left"/>
       </w:pPr>
       <w:r>
         <w:rPr>
           <w:rFonts w:ascii="Calibri" w:hAnsi="Calibri"/>
           <w:b/>
           <w:color w:val="0284C7"/>
-          <w:sz w:val="22"/>
+          <w:sz w:val="21"/>
         </w:rPr>
         <w:t>2. DERECHO QUE SOLICITA EJERCER (Marcar con una X)</w:t>
       </w:r>
@@ -164,14 +177,15 @@
     <w:p>
       <w:pPr>
         <w:pStyle w:val="ListBullet"/>
-        <w:spacing w:after="80" w:line="276" w:lineRule="auto"/>
+        <w:spacing w:after="60" w:line="276" w:lineRule="auto"/>
+        <w:jc w:val="left"/>
       </w:pPr>
       <w:r>
         <w:rPr>
           <w:rFonts w:ascii="Calibri" w:hAnsi="Calibri"/>
           <w:b/>
           <w:color w:val="0F172A"/>
-          <w:sz w:val="20"/>
+          <w:sz w:val="19"/>
         </w:rPr>
         <w:t xml:space="preserve">[  ] ACCESO: </w:t>
       </w:r>
@@ -179,7 +193,7 @@
         <w:rPr>
           <w:rFonts w:ascii="Calibri" w:hAnsi="Calibri"/>
           <w:color w:val="1E293B"/>
-          <w:sz w:val="20"/>
+          <w:sz w:val="19"/>
         </w:rPr>
         <w:t>Deseo conocer qué datos personales míos posee la empresa y su tratamiento.</w:t>
       </w:r>
@@ -187,14 +201,15 @@
     <w:p>
       <w:pPr>
         <w:pStyle w:val="ListBullet"/>
-        <w:spacing w:after="80" w:line="276" w:lineRule="auto"/>
+        <w:spacing w:after="60" w:line="276" w:lineRule="auto"/>
+        <w:jc w:val="left"/>
       </w:pPr>
       <w:r>
         <w:rPr>
           <w:rFonts w:ascii="Calibri" w:hAnsi="Calibri"/>
           <w:b/>
           <w:color w:val="0F172A"/>
-          <w:sz w:val="20"/>
+          <w:sz w:val="19"/>
         </w:rPr>
         <w:t xml:space="preserve">[  ] RECTIFICACIÓN: </w:t>
       </w:r>
@@ -202,7 +217,7 @@
         <w:rPr>
           <w:rFonts w:ascii="Calibri" w:hAnsi="Calibri"/>
           <w:color w:val="1E293B"/>
-          <w:sz w:val="20"/>
+          <w:sz w:val="19"/>
         </w:rPr>
         <w:t>Solicito corregir o actualizar datos inexactos, incompletos o desactualizados.</w:t>
       </w:r>
@@ -210,14 +225,15 @@
     <w:p>
       <w:pPr>
         <w:pStyle w:val="ListBullet"/>
-        <w:spacing w:after="80" w:line="276" w:lineRule="auto"/>
+        <w:spacing w:after="60" w:line="276" w:lineRule="auto"/>
+        <w:jc w:val="left"/>
       </w:pPr>
       <w:r>
         <w:rPr>
           <w:rFonts w:ascii="Calibri" w:hAnsi="Calibri"/>
           <w:b/>
           <w:color w:val="0F172A"/>
-          <w:sz w:val="20"/>
+          <w:sz w:val="19"/>
         </w:rPr>
         <w:t xml:space="preserve">[  ] SUPRESIÓN / CANCELACIÓN: </w:t>
       </w:r>
@@ -225,7 +241,7 @@
         <w:rPr>
           <w:rFonts w:ascii="Calibri" w:hAnsi="Calibri"/>
           <w:color w:val="1E293B"/>
-          <w:sz w:val="20"/>
+          <w:sz w:val="19"/>
         </w:rPr>
         <w:t>Solicito eliminar mis datos por haber expirado la finalidad o plazo legal.</w:t>
       </w:r>
@@ -233,14 +249,15 @@
     <w:p>
       <w:pPr>
         <w:pStyle w:val="ListBullet"/>
-        <w:spacing w:after="80" w:line="276" w:lineRule="auto"/>
+        <w:spacing w:after="60" w:line="276" w:lineRule="auto"/>
+        <w:jc w:val="left"/>
       </w:pPr>
       <w:r>
         <w:rPr>
           <w:rFonts w:ascii="Calibri" w:hAnsi="Calibri"/>
           <w:b/>
           <w:color w:val="0F172A"/>
-          <w:sz w:val="20"/>
+          <w:sz w:val="19"/>
         </w:rPr>
         <w:t xml:space="preserve">[  ] OPOSICIÓN: </w:t>
       </w:r>
@@ -248,22 +265,23 @@
         <w:rPr>
           <w:rFonts w:ascii="Calibri" w:hAnsi="Calibri"/>
           <w:color w:val="1E293B"/>
-          <w:sz w:val="20"/>
+          <w:sz w:val="19"/>
         </w:rPr>
-        <w:t>Solicito que mis datos no sean utilizados para fines publicitarios o promocionales.</w:t>
+        <w:t>Solicito que mis datos no sean utilizados para fines publicitarios o comerciales.</w:t>
       </w:r>
     </w:p>
     <w:p>
       <w:pPr>
         <w:pStyle w:val="ListBullet"/>
-        <w:spacing w:after="80" w:line="276" w:lineRule="auto"/>
+        <w:spacing w:after="60" w:line="276" w:lineRule="auto"/>
+        <w:jc w:val="left"/>
       </w:pPr>
       <w:r>
         <w:rPr>
           <w:rFonts w:ascii="Calibri" w:hAnsi="Calibri"/>
           <w:b/>
           <w:color w:val="0F172A"/>
-          <w:sz w:val="20"/>
+          <w:sz w:val="19"/>
         </w:rPr>
         <w:t xml:space="preserve">[  ] PORTABILIDAD: </w:t>
       </w:r>
@@ -271,7 +289,7 @@
         <w:rPr>
           <w:rFonts w:ascii="Calibri" w:hAnsi="Calibri"/>
           <w:color w:val="1E293B"/>
-          <w:sz w:val="20"/>
+          <w:sz w:val="19"/>
         </w:rPr>
         <w:t>Solicito copia de mis datos en formato estructurado, interoperable y de lectura mecánica.</w:t>
       </w:r>
@@ -279,14 +297,15 @@
     <w:p>
       <w:pPr>
         <w:pStyle w:val="ListBullet"/>
-        <w:spacing w:after="80" w:line="276" w:lineRule="auto"/>
+        <w:spacing w:after="60" w:line="276" w:lineRule="auto"/>
+        <w:jc w:val="left"/>
       </w:pPr>
       <w:r>
         <w:rPr>
           <w:rFonts w:ascii="Calibri" w:hAnsi="Calibri"/>
           <w:b/>
           <w:color w:val="0F172A"/>
-          <w:sz w:val="20"/>
+          <w:sz w:val="19"/>
         </w:rPr>
         <w:t xml:space="preserve">[  ] BLOQUEO: </w:t>
       </w:r>
@@ -294,42 +313,69 @@
         <w:rPr>
           <w:rFonts w:ascii="Calibri" w:hAnsi="Calibri"/>
           <w:color w:val="1E293B"/>
-          <w:sz w:val="20"/>
+          <w:sz w:val="19"/>
         </w:rPr>
         <w:t>Solicito la suspensión cautelar temporal del tratamiento mientras se resuelve mi solicitud.</w:t>
       </w:r>
     </w:p>
     <w:p>
       <w:pPr>
-        <w:spacing w:before="240" w:after="80"/>
+        <w:keepNext/>
+        <w:spacing w:before="120" w:after="40"/>
+        <w:jc w:val="left"/>
       </w:pPr>
       <w:r>
         <w:rPr>
           <w:rFonts w:ascii="Calibri" w:hAnsi="Calibri"/>
           <w:b/>
           <w:color w:val="0284C7"/>
-          <w:sz w:val="22"/>
+          <w:sz w:val="21"/>
         </w:rPr>
         <w:t>3. DETALLE DE LA SOLICITUD Y ANTECEDENTES DE RESPALDO</w:t>
       </w:r>
     </w:p>
-    <w:p>
-      <w:pPr>
-        <w:spacing w:after="120" w:line="276" w:lineRule="auto"/>
-      </w:pPr>
-      <w:r>
-        <w:rPr>
-          <w:rFonts w:ascii="Calibri" w:hAnsi="Calibri"/>
-          <w:color w:val="1E293B"/>
-          <w:sz w:val="20"/>
-        </w:rPr>
-        <w:t>[Indique detalladamente los datos que solicita acceder, rectificar, cancelar o bloquear, acompañando los documentos de respaldo correspondientes si aplica]:</w:t>
-        <w:br/>
-        <w:br/>
-        <w:br/>
-        <w:br/>
-      </w:r>
-    </w:p>
+    <w:tbl>
+      <w:tblPr>
+        <w:tblW w:type="auto" w:w="0"/>
+        <w:jc w:val="center"/>
+        <w:tblLook w:firstColumn="1" w:firstRow="1" w:lastColumn="0" w:lastRow="0" w:noHBand="0" w:noVBand="1" w:val="04A0"/>
+      </w:tblPr>
+      <w:tblGrid>
+        <w:gridCol w:w="9648"/>
+      </w:tblGrid>
+      <w:tr>
+        <w:trPr>
+          <w:cantSplit/>
+        </w:trPr>
+        <w:tc>
+          <w:tcPr>
+            <w:tcW w:type="dxa" w:w="9749"/>
+            <w:shd w:fill="FAFAFA"/>
+            <w:tcMar>
+              <w:top w:w="60" w:type="dxa"/>
+              <w:bottom w:w="60" w:type="dxa"/>
+              <w:left w:w="100" w:type="dxa"/>
+              <w:right w:w="100" w:type="dxa"/>
+            </w:tcMar>
+          </w:tcPr>
+          <w:p>
+            <w:pPr>
+              <w:jc w:val="left"/>
+            </w:pPr>
+            <w:r>
+              <w:rPr>
+                <w:color w:val="64748B"/>
+                <w:sz w:val="17"/>
+              </w:rPr>
+              <w:t>[Indique detalladamente los datos que solicita acceder, rectificar, cancelar o bloquear, acompañando los documentos de respaldo correspondientes si aplica]:</w:t>
+              <w:br/>
+              <w:br/>
+              <w:br/>
+            </w:r>
+          </w:p>
+        </w:tc>
+      </w:tr>
+    </w:tbl>
     <w:tbl>
       <w:tblPr>
         <w:tblW w:type="auto" w:w="0"/>
@@ -338,30 +384,34 @@
         <w:tblLook w:firstColumn="1" w:firstRow="1" w:lastColumn="0" w:lastRow="0" w:noHBand="0" w:noVBand="1" w:val="04A0"/>
       </w:tblPr>
       <w:tblGrid>
-        <w:gridCol w:w="9029"/>
+        <w:gridCol w:w="9317"/>
       </w:tblGrid>
       <w:tr>
+        <w:trPr>
+          <w:cantSplit/>
+        </w:trPr>
         <w:tc>
           <w:tcPr>
-            <w:tcW w:type="dxa" w:w="9029"/>
+            <w:tcW w:type="dxa" w:w="9749"/>
             <w:shd w:fill="FFFBEB"/>
             <w:tcMar>
-              <w:top w:w="140" w:type="dxa"/>
-              <w:bottom w:w="140" w:type="dxa"/>
-              <w:left w:w="180" w:type="dxa"/>
-              <w:right w:w="180" w:type="dxa"/>
+              <w:top w:w="100" w:type="dxa"/>
+              <w:bottom w:w="100" w:type="dxa"/>
+              <w:left w:w="140" w:type="dxa"/>
+              <w:right w:w="140" w:type="dxa"/>
             </w:tcMar>
           </w:tcPr>
           <w:p>
             <w:pPr>
-              <w:spacing w:after="60"/>
+              <w:spacing w:after="40"/>
+              <w:jc w:val="left"/>
             </w:pPr>
             <w:r>
               <w:rPr>
                 <w:rFonts w:ascii="Calibri" w:hAnsi="Calibri"/>
                 <w:b/>
                 <w:color w:val="0284C7"/>
-                <w:sz w:val="20"/>
+                <w:sz w:val="19"/>
               </w:rPr>
               <w:t>PLAZO LEGAL FATAL DE RESPUESTA (ARTÍCULO 11 LEY N° 19.628):</w:t>
               <w:br/>
@@ -370,9 +420,9 @@
               <w:rPr>
                 <w:rFonts w:ascii="Calibri" w:hAnsi="Calibri"/>
                 <w:color w:val="334155"/>
-                <w:sz w:val="19"/>
+                <w:sz w:val="18"/>
               </w:rPr>
-              <w:t>La Empresa acusará recibo formal de esta solicitud y emitirá una respuesta fundada dentro del plazo fatal de treinta (30) días corridos contado desde la recepción íntegra del formulario y la verificación fehaciente de la identidad del solicitante. Enviar este formulario firmado a: privacidad@empresa.cl.</w:t>
+              <w:t>La Empresa acusará recibo formal de esta solicitud y emitirá respuesta fundada dentro del plazo fatal de treinta (30) días corridos contado desde la recepción íntegra del formulario y la verificación fehaciente de la identidad del solicitante. Enviar este formulario firmado a: privacidad@empresa.cl.</w:t>
             </w:r>
           </w:p>
         </w:tc>
@@ -380,31 +430,29 @@
     </w:tbl>
     <w:p>
       <w:pPr>
-        <w:spacing w:after="120"/>
+        <w:spacing w:after="80"/>
       </w:pPr>
     </w:p>
     <w:p>
       <w:pPr>
-        <w:spacing w:before="600"/>
+        <w:spacing w:before="280" w:after="0"/>
         <w:jc w:val="center"/>
       </w:pPr>
       <w:r>
         <w:rPr>
           <w:b/>
-          <w:sz w:val="19"/>
+          <w:sz w:val="18"/>
         </w:rPr>
         <w:t>_____________________________________________________</w:t>
         <w:br/>
-        <w:t>Firma del Titular Solicitante</w:t>
-        <w:br/>
-        <w:t>RUT N° _____________________</w:t>
+        <w:t>Firma del Titular Solicitante  •  RUT: _____________________</w:t>
         <w:br/>
         <w:t>Fecha: _____ / _____ / 2026</w:t>
       </w:r>
     </w:p>
     <w:sectPr>
       <w:pgSz w:w="11909" w:h="16834"/>
-      <w:pgMar w:top="1296" w:right="1440" w:bottom="1296" w:left="1440" w:header="720" w:footer="720" w:gutter="0"/>
+      <w:pgMar w:top="864" w:right="1080" w:bottom="864" w:left="1080" w:header="720" w:footer="720" w:gutter="0"/>
       <w:cols w:space="720"/>
       <w:docGrid w:linePitch="360"/>
     </w:sectPr>

--- a/assets/6_Formulario_Solicitud_Derechos_ARCOP.docx
+++ b/assets/6_Formulario_Solicitud_Derechos_ARCOP.docx
@@ -23,7 +23,7 @@
           <w:color w:val="64748B"/>
           <w:sz w:val="17"/>
         </w:rPr>
-        <w:t>Kit Ley N° 21.719 de Protección de Datos Personales  •  Documento 6 Oficial  •  Formulario Imprimible en 1 Página (.docx)</w:t>
+        <w:t>Kit Ley N° 21.719 de Protección de Datos Personales  •  Documento 6  •  Formulario Imprimible en 1 Página (.docx)</w:t>
       </w:r>
     </w:p>
     <w:p>
@@ -39,7 +39,7 @@
           <w:color w:val="0F172A"/>
           <w:sz w:val="26"/>
         </w:rPr>
-        <w:t>FORMULARIO OFICIAL DE SOLICITUD DE EJERCICIO DE DERECHOS ARCOP</w:t>
+        <w:t>FORMULARIO ESTÁNDAR DE SOLICITUD DE EJERCICIO DE DERECHOS ARCOP</w:t>
       </w:r>
     </w:p>
     <w:p>

--- a/assets/6_Formulario_Solicitud_Derechos_ARCOP.docx
+++ b/assets/6_Formulario_Solicitud_Derechos_ARCOP.docx
@@ -11,10 +11,10 @@
         <w:rPr>
           <w:rFonts w:ascii="Calibri" w:hAnsi="Calibri"/>
           <w:b/>
-          <w:color w:val="0284C7"/>
+          <w:color w:val="00382E"/>
           <w:sz w:val="17"/>
         </w:rPr>
-        <w:t>CÁLCULO LABORAL CHILE  |  PLATAFORMA LEGALTECH</w:t>
+        <w:t>CálculoLaboral.cl</w:t>
         <w:br/>
       </w:r>
       <w:r>
@@ -82,7 +82,7 @@
         <w:rPr>
           <w:rFonts w:ascii="Calibri" w:hAnsi="Calibri"/>
           <w:b/>
-          <w:color w:val="0284C7"/>
+          <w:color w:val="00382E"/>
           <w:sz w:val="21"/>
         </w:rPr>
         <w:t>1. DATOS DEL TITULAR SOLICITANTE</w:t>
@@ -168,7 +168,7 @@
         <w:rPr>
           <w:rFonts w:ascii="Calibri" w:hAnsi="Calibri"/>
           <w:b/>
-          <w:color w:val="0284C7"/>
+          <w:color w:val="00382E"/>
           <w:sz w:val="21"/>
         </w:rPr>
         <w:t>2. DERECHO QUE SOLICITA EJERCER (Marcar con una X)</w:t>
@@ -328,7 +328,7 @@
         <w:rPr>
           <w:rFonts w:ascii="Calibri" w:hAnsi="Calibri"/>
           <w:b/>
-          <w:color w:val="0284C7"/>
+          <w:color w:val="00382E"/>
           <w:sz w:val="21"/>
         </w:rPr>
         <w:t>3. DETALLE DE LA SOLICITUD Y ANTECEDENTES DE RESPALDO</w:t>
@@ -349,7 +349,7 @@
         </w:trPr>
         <w:tc>
           <w:tcPr>
-            <w:tcW w:type="dxa" w:w="9749"/>
+            <w:tcW w:type="dxa" w:w="9648"/>
             <w:shd w:fill="FAFAFA"/>
             <w:tcMar>
               <w:top w:w="60" w:type="dxa"/>
@@ -364,6 +364,7 @@
             </w:pPr>
             <w:r>
               <w:rPr>
+                <w:rFonts w:ascii="Calibri" w:hAnsi="Calibri" w:cs="Calibri"/>
                 <w:color w:val="64748B"/>
                 <w:sz w:val="17"/>
               </w:rPr>
@@ -392,7 +393,7 @@
         </w:trPr>
         <w:tc>
           <w:tcPr>
-            <w:tcW w:type="dxa" w:w="9749"/>
+            <w:tcW w:type="dxa" w:w="9317"/>
             <w:shd w:fill="FFFBEB"/>
             <w:tcMar>
               <w:top w:w="100" w:type="dxa"/>
@@ -410,7 +411,7 @@
               <w:rPr>
                 <w:rFonts w:ascii="Calibri" w:hAnsi="Calibri"/>
                 <w:b/>
-                <w:color w:val="0284C7"/>
+                <w:color w:val="00382E"/>
                 <w:sz w:val="19"/>
               </w:rPr>
               <w:t>PLAZO LEGAL FATAL DE RESPUESTA (ARTÍCULO 11 LEY N° 19.628):</w:t>
@@ -440,6 +441,7 @@
       </w:pPr>
       <w:r>
         <w:rPr>
+          <w:rFonts w:ascii="Calibri" w:hAnsi="Calibri" w:cs="Calibri"/>
           <w:b/>
           <w:sz w:val="18"/>
         </w:rPr>

--- a/assets/6_Formulario_Solicitud_Derechos_ARCOP.docx
+++ b/assets/6_Formulario_Solicitud_Derechos_ARCOP.docx
@@ -452,6 +452,19 @@
         <w:t>Fecha: _____ / _____ / 2026</w:t>
       </w:r>
     </w:p>
+    <w:p>
+      <w:pPr>
+        <w:spacing w:before="120" w:after="0"/>
+      </w:pPr>
+      <w:r>
+        <w:rPr>
+          <w:rFonts w:ascii="Calibri" w:hAnsi="Calibri" w:cs="Calibri"/>
+          <w:color w:val="64748B"/>
+          <w:sz w:val="14"/>
+        </w:rPr>
+        <w:t xml:space="preserve">Versión 2026.10 (octubre de 2026). Modelo de referencia basado en la normativa vigente a esa fecha; no constituye asesoría legal. Si tu caso tiene particularidades, revísalo con un abogado antes de firmar. La Ley 21.719 rige desde el 1 de diciembre de 2026.</w:t>
+      </w:r>
+    </w:p>
     <w:sectPr>
       <w:pgSz w:w="11909" w:h="16834"/>
       <w:pgMar w:top="864" w:right="1080" w:bottom="864" w:left="1080" w:header="720" w:footer="720" w:gutter="0"/>
